--- a/pr-preview/pr-38/chapters/quarto-tracked-changes.docx
+++ b/pr-preview/pr-38/chapters/quarto-tracked-changes.docx
@@ -26,7 +26,7 @@
       </w:pPr>
       <w:ins w:id="2" w:author="PR Preview" w:date="2026-01-01T00:00:00Z">
         <w:r>
-          <w:t xml:space="preserve">Last modified: 2026-10-15 14:54:54 (PDT)</w:t>
+          <w:t xml:space="preserve">Last modified: 2026-10-15 15:08:52 (PDT)</w:t>
         </w:r>
       </w:ins>
     </w:p>
@@ -629,7 +629,7 @@
       </w:pPr>
       <w:ins w:id="20" w:author="PR Preview" w:date="2026-01-01T00:00:00Z">
         <w:r>
-          <w:t xml:space="preserve">Quarto is the successor to R Markdown.</w:t>
+          <w:t xml:space="preserve">Quarto is the successor to R Markdown,</w:t>
         </w:r>
       </w:ins>
       <w:ins w:id="21" w:author="PR Preview" w:date="2026-01-01T00:00:00Z">
@@ -639,7 +639,7 @@
       </w:ins>
       <w:ins w:id="22" w:author="PR Preview" w:date="2026-01-01T00:00:00Z">
         <w:r>
-          <w:t xml:space="preserve">It folds the R Markdown ecosystem</w:t>
+          <w:t xml:space="preserve">the tool many R users know for combining prose and code.</w:t>
         </w:r>
       </w:ins>
       <w:ins w:id="23" w:author="PR Preview" w:date="2026-01-01T00:00:00Z">
@@ -649,7 +649,7 @@
       </w:ins>
       <w:ins w:id="24" w:author="PR Preview" w:date="2026-01-01T00:00:00Z">
         <w:r>
-          <w:t xml:space="preserve">(rmarkdown, bookdown, distill, xaringan and others)</w:t>
+          <w:t xml:space="preserve">Besides R, Quarto runs Python and Julia code,</w:t>
         </w:r>
       </w:ins>
       <w:ins w:id="25" w:author="PR Preview" w:date="2026-01-01T00:00:00Z">
@@ -659,7 +659,7 @@
       </w:ins>
       <w:ins w:id="26" w:author="PR Preview" w:date="2026-01-01T00:00:00Z">
         <w:r>
-          <w:t xml:space="preserve">into one system,</w:t>
+          <w:t xml:space="preserve">and it replaces the separate add-on packages</w:t>
         </w:r>
       </w:ins>
       <w:ins w:id="27" w:author="PR Preview" w:date="2026-01-01T00:00:00Z">
@@ -669,7 +669,7 @@
       </w:ins>
       <w:ins w:id="28" w:author="PR Preview" w:date="2026-01-01T00:00:00Z">
         <w:r>
-          <w:t xml:space="preserve">and it supports Python and Julia as well as R</w:t>
+          <w:t xml:space="preserve">that R Markdown needed for books, websites, and slides</w:t>
         </w:r>
       </w:ins>
       <w:ins w:id="29" w:author="PR Preview" w:date="2026-01-01T00:00:00Z">
